--- a/applications/starlink/embedded-software-engineer/Jordan_Newman_Starlink_Cover_Letter.docx
+++ b/applications/starlink/embedded-software-engineer/Jordan_Newman_Starlink_Cover_Letter.docx
@@ -4,127 +4,83 @@
   <w:body>
     <w:p>
       <w:pPr>
+        <w:spacing w:after="0"/>
         <w:jc w:val="center"/>
       </w:pPr>
       <w:r>
         <w:rPr>
           <w:b/>
-          <w:color w:val="1F4E79"/>
-          <w:sz w:val="32"/>
+          <w:sz w:val="30"/>
         </w:rPr>
         <w:t>JORDAN NEWMAN</w:t>
       </w:r>
     </w:p>
     <w:p>
-      <w:pPr>
-        <w:jc w:val="center"/>
-      </w:pPr>
       <w:r>
-        <w:rPr>
-          <w:b/>
-          <w:sz w:val="20"/>
-        </w:rPr>
-        <w:t>Embedded Software Engineer - Starlink</w:t>
-      </w:r>
-    </w:p>
-    <w:p>
-      <w:pPr>
-        <w:jc w:val="center"/>
-      </w:pPr>
-      <w:r>
-        <w:rPr>
-          <w:sz w:val="17"/>
-        </w:rPr>
-        <w:t>Marlboro, NJ | 347-739-4731 | phoem@mac.com | Private GitHub repository access available upon request</w:t>
-      </w:r>
-    </w:p>
-    <w:p>
-      <w:pPr>
-        <w:spacing w:after="160"/>
-      </w:pPr>
-      <w:r>
-        <w:rPr>
-          <w:sz w:val="21"/>
-        </w:rPr>
         <w:t>Dear Starlink Hiring Team,</w:t>
       </w:r>
     </w:p>
     <w:p>
-      <w:pPr>
-        <w:spacing w:after="160"/>
-      </w:pPr>
       <w:r>
-        <w:rPr>
-          <w:sz w:val="21"/>
-        </w:rPr>
         <w:t>I am excited to apply for the Embedded Software Engineer role at Starlink. My background is unusual in a way that directly matches the role: I have built production software from kernel space to large-scale distributed infrastructure, including FreeBSD kernel modules, high-performance C networking software, DDoS detection systems, embedded AVR firmware, x86 bootloaders, and an educational operating system kernel.</w:t>
       </w:r>
     </w:p>
     <w:p>
-      <w:pPr>
-        <w:spacing w:after="160"/>
-      </w:pPr>
       <w:r>
-        <w:rPr>
-          <w:sz w:val="21"/>
-        </w:rPr>
         <w:t>At ISPrime, I helped build and operate infrastructure spanning approximately 3,000-4,000 servers, 10 CDN locations, and more than 65 Gbps of peak traffic. I developed PrimeHTTPD, a high-performance C web server optimized around FreeBSD kqueue that supported more than 150,000 concurrent connections and ran across roughly 200 production servers. I also built DDoS detection and mitigation tools used during attacks involving up to 750,000 compromised hosts, along with packet-capture-based tools for real-time network and DNS traffic analysis.</w:t>
       </w:r>
     </w:p>
     <w:p>
-      <w:pPr>
-        <w:spacing w:after="160"/>
-      </w:pPr>
       <w:r>
-        <w:rPr>
-          <w:sz w:val="21"/>
-        </w:rPr>
         <w:t>My low-level experience includes production FreeBSD kernel modules such as KeepClean, VirtualDir, and StatCache; x86 bootloader and operating system development through TAFOS; and contract firmware development in embedded C for a battery-powered wireless smart smoke and CO2 detector using Atmel AVR, SPI, UART, and I2C. More recently at Advantive, I have worked hands-on with Azure DevOps, Docker, Kubernetes, Terraform, CI/CD, and security-scanning workflows.</w:t>
       </w:r>
     </w:p>
     <w:p>
-      <w:pPr>
-        <w:spacing w:after="160"/>
-      </w:pPr>
       <w:r>
-        <w:rPr>
-          <w:sz w:val="21"/>
-        </w:rPr>
         <w:t>Starlink's embedded software role stands out because it combines the exact areas I enjoy most: Linux-based systems, custom hardware, fault tolerance, networking, security, testing, deployment, and software that must run reliably at massive scale. I would bring a systems-level mindset, practical operational experience, and a long history of building software where performance, reliability, and security matter.</w:t>
       </w:r>
     </w:p>
     <w:p>
-      <w:pPr>
-        <w:spacing w:after="160"/>
-      </w:pPr>
       <w:r>
-        <w:rPr>
-          <w:sz w:val="21"/>
-        </w:rPr>
         <w:t>Thank you for your consideration. I would welcome the opportunity to discuss how my kernel, networking, embedded, and large-scale systems experience can contribute to Starlink.</w:t>
       </w:r>
     </w:p>
     <w:p>
-      <w:pPr>
-        <w:spacing w:after="160"/>
-      </w:pPr>
       <w:r>
-        <w:rPr>
-          <w:sz w:val="21"/>
-        </w:rPr>
         <w:t>Sincerely,</w:t>
-        <w:br/>
+      </w:r>
+    </w:p>
+    <w:p>
+      <w:r>
         <w:t>Jordan Newman</w:t>
       </w:r>
     </w:p>
     <w:sectPr>
+      <w:footerReference w:type="default" r:id="rId9"/>
       <w:pgSz w:w="12240" w:h="15840"/>
-      <w:pgMar w:top="1152" w:right="1224" w:bottom="1152" w:left="1224" w:header="720" w:footer="720" w:gutter="0"/>
+      <w:pgMar w:top="936" w:right="1080" w:bottom="936" w:left="1080" w:header="720" w:footer="720" w:gutter="0"/>
       <w:cols w:space="720"/>
       <w:docGrid w:linePitch="360"/>
     </w:sectPr>
   </w:body>
 </w:document>
+</file>
+
+<file path=word/footer1.xml><?xml version="1.0" encoding="utf-8"?>
+<w:ftr xmlns:m="http://schemas.openxmlformats.org/officeDocument/2006/math" xmlns:mc="http://schemas.openxmlformats.org/markup-compatibility/2006" xmlns:mo="http://schemas.microsoft.com/office/mac/office/2008/main" xmlns:mv="urn:schemas-microsoft-com:mac:vml" xmlns:o="urn:schemas-microsoft-com:office:office" xmlns:r="http://schemas.openxmlformats.org/officeDocument/2006/relationships" xmlns:v="urn:schemas-microsoft-com:vml" xmlns:w10="urn:schemas-microsoft-com:office:word" xmlns:w14="http://schemas.microsoft.com/office/word/2010/wordml" xmlns:w="http://schemas.openxmlformats.org/wordprocessingml/2006/main" xmlns:wne="http://schemas.microsoft.com/office/word/2006/wordml" xmlns:wp14="http://schemas.microsoft.com/office/word/2010/wordprocessingDrawing" xmlns:wp="http://schemas.openxmlformats.org/drawingml/2006/wordprocessingDrawing" xmlns:wpc="http://schemas.microsoft.com/office/word/2010/wordprocessingCanvas" xmlns:wpg="http://schemas.microsoft.com/office/word/2010/wordprocessingGroup" xmlns:wpi="http://schemas.microsoft.com/office/word/2010/wordprocessingInk" xmlns:wps="http://schemas.microsoft.com/office/word/2010/wordprocessingShape" mc:Ignorable="w14 wp14">
+  <w:p>
+    <w:pPr>
+      <w:pStyle w:val="Footer"/>
+      <w:jc w:val="center"/>
+    </w:pPr>
+    <w:r>
+      <w:rPr>
+        <w:sz w:val="14"/>
+      </w:rPr>
+      <w:t>Jordan Newman</w:t>
+    </w:r>
+  </w:p>
+</w:ftr>
 </file>
 
 <file path=word/numbering.xml><?xml version="1.0" encoding="utf-8"?>
@@ -491,11 +447,11 @@
     <w:qFormat/>
     <w:rsid w:val="00FC693F"/>
     <w:pPr>
-      <w:spacing w:after="0" w:line="240" w:lineRule="auto"/>
+      <w:spacing w:after="100" w:line="259" w:lineRule="auto"/>
     </w:pPr>
     <w:rPr>
-      <w:rFonts w:ascii="Aptos" w:hAnsi="Aptos" w:eastAsia="Aptos"/>
-      <w:sz w:val="18"/>
+      <w:rFonts w:ascii="Arial" w:hAnsi="Arial"/>
+      <w:sz w:val="21"/>
     </w:rPr>
   </w:style>
   <w:style w:type="paragraph" w:styleId="Header">
@@ -553,14 +509,14 @@
     <w:pPr>
       <w:keepNext/>
       <w:keepLines/>
-      <w:spacing w:before="100" w:after="40"/>
+      <w:spacing w:before="60" w:after="20"/>
       <w:outlineLvl w:val="0"/>
     </w:pPr>
     <w:rPr>
-      <w:rFonts w:asciiTheme="majorHAnsi" w:eastAsiaTheme="majorEastAsia" w:hAnsiTheme="majorHAnsi" w:cstheme="majorBidi" w:ascii="Aptos" w:hAnsi="Aptos" w:eastAsia="Aptos"/>
+      <w:rFonts w:asciiTheme="majorHAnsi" w:eastAsiaTheme="majorEastAsia" w:hAnsiTheme="majorHAnsi" w:cstheme="majorBidi" w:ascii="Arial" w:hAnsi="Arial"/>
       <w:b/>
       <w:bCs/>
-      <w:color w:val="1F4E79"/>
+      <w:color w:val="365F91" w:themeColor="accent1" w:themeShade="BF"/>
       <w:sz w:val="22"/>
       <w:szCs w:val="28"/>
     </w:rPr>
@@ -577,15 +533,15 @@
     <w:pPr>
       <w:keepNext/>
       <w:keepLines/>
-      <w:spacing w:before="100" w:after="40"/>
+      <w:spacing w:before="60" w:after="20"/>
       <w:outlineLvl w:val="1"/>
     </w:pPr>
     <w:rPr>
-      <w:rFonts w:asciiTheme="majorHAnsi" w:eastAsiaTheme="majorEastAsia" w:hAnsiTheme="majorHAnsi" w:cstheme="majorBidi" w:ascii="Aptos" w:hAnsi="Aptos" w:eastAsia="Aptos"/>
+      <w:rFonts w:asciiTheme="majorHAnsi" w:eastAsiaTheme="majorEastAsia" w:hAnsiTheme="majorHAnsi" w:cstheme="majorBidi" w:ascii="Arial" w:hAnsi="Arial"/>
       <w:b/>
       <w:bCs/>
-      <w:color w:val="1F4E79"/>
-      <w:sz w:val="19"/>
+      <w:color w:val="4F81BD" w:themeColor="accent1"/>
+      <w:sz w:val="20"/>
       <w:szCs w:val="26"/>
     </w:rPr>
   </w:style>
@@ -601,14 +557,14 @@
     <w:pPr>
       <w:keepNext/>
       <w:keepLines/>
-      <w:spacing w:before="100" w:after="40"/>
+      <w:spacing w:before="60" w:after="20"/>
       <w:outlineLvl w:val="2"/>
     </w:pPr>
     <w:rPr>
-      <w:rFonts w:asciiTheme="majorHAnsi" w:eastAsiaTheme="majorEastAsia" w:hAnsiTheme="majorHAnsi" w:cstheme="majorBidi" w:ascii="Aptos" w:hAnsi="Aptos" w:eastAsia="Aptos"/>
+      <w:rFonts w:asciiTheme="majorHAnsi" w:eastAsiaTheme="majorEastAsia" w:hAnsiTheme="majorHAnsi" w:cstheme="majorBidi" w:ascii="Arial" w:hAnsi="Arial"/>
       <w:b/>
       <w:bCs/>
-      <w:color w:val="1F4E79"/>
+      <w:color w:val="4F81BD" w:themeColor="accent1"/>
       <w:sz w:val="18"/>
     </w:rPr>
   </w:style>
@@ -12180,17 +12136,6 @@
         <w:shd w:val="clear" w:color="auto" w:fill="FBCAA2" w:themeFill="accent6" w:themeFillTint="7F"/>
       </w:tcPr>
     </w:tblStylePr>
-  </w:style>
-  <w:style w:type="paragraph" w:customStyle="1" w:styleId="CompactBullet">
-    <w:name w:val="Compact Bullet"/>
-    <w:basedOn w:val="Normal"/>
-    <w:pPr>
-      <w:spacing w:after="20"/>
-      <w:ind w:left="245" w:hanging="173"/>
-    </w:pPr>
-    <w:rPr>
-      <w:sz w:val="17"/>
-    </w:rPr>
   </w:style>
 </w:styles>
 </file>
